--- a/день 4/Documents/Задание 7.docx
+++ b/день 4/Documents/Задание 7.docx
@@ -133,14 +133,12 @@
         </w:rPr>
         <w:t xml:space="preserve">2. Установка </w:t>
       </w:r>
-      <w:proofErr w:type="spellStart"/>
       <w:r>
         <w:rPr>
           <w:b/>
         </w:rPr>
         <w:t>VirtualBox</w:t>
       </w:r>
-      <w:proofErr w:type="spellEnd"/>
     </w:p>
     <w:p>
       <w:pPr>
@@ -274,6 +272,56 @@
     </w:p>
     <w:p>
       <w:pPr>
+        <w:spacing w:after="0" w:line="360" w:lineRule="auto"/>
+        <w:ind w:firstLine="567"/>
+        <w:rPr>
+          <w:lang w:val="ru-RU"/>
+        </w:rPr>
+      </w:pPr>
+      <w:r>
+        <w:rPr>
+          <w:lang w:val="ru-RU"/>
+        </w:rPr>
+        <w:lastRenderedPageBreak/>
+        <w:drawing>
+          <wp:inline distT="0" distB="0" distL="0" distR="0" wp14:anchorId="26075360" wp14:editId="2E7546D6">
+            <wp:extent cx="6332855" cy="5482590"/>
+            <wp:effectExtent l="0" t="0" r="0" b="3810"/>
+            <wp:docPr id="1" name="Рисунок 1"/>
+            <wp:cNvGraphicFramePr>
+              <a:graphicFrameLocks xmlns:a="http://schemas.openxmlformats.org/drawingml/2006/main" noChangeAspect="1"/>
+            </wp:cNvGraphicFramePr>
+            <a:graphic xmlns:a="http://schemas.openxmlformats.org/drawingml/2006/main">
+              <a:graphicData uri="http://schemas.openxmlformats.org/drawingml/2006/picture">
+                <pic:pic xmlns:pic="http://schemas.openxmlformats.org/drawingml/2006/picture">
+                  <pic:nvPicPr>
+                    <pic:cNvPr id="1" name=""/>
+                    <pic:cNvPicPr/>
+                  </pic:nvPicPr>
+                  <pic:blipFill>
+                    <a:blip r:embed="rId4"/>
+                    <a:stretch>
+                      <a:fillRect/>
+                    </a:stretch>
+                  </pic:blipFill>
+                  <pic:spPr>
+                    <a:xfrm>
+                      <a:off x="0" y="0"/>
+                      <a:ext cx="6332855" cy="5482590"/>
+                    </a:xfrm>
+                    <a:prstGeom prst="rect">
+                      <a:avLst/>
+                    </a:prstGeom>
+                  </pic:spPr>
+                </pic:pic>
+              </a:graphicData>
+            </a:graphic>
+          </wp:inline>
+        </w:drawing>
+      </w:r>
+    </w:p>
+    <w:p>
+      <w:pPr>
         <w:pStyle w:val="2"/>
       </w:pPr>
       <w:r>
@@ -431,62 +479,11 @@
       <w:pPr>
         <w:spacing w:before="80" w:after="80" w:line="360" w:lineRule="auto"/>
       </w:pPr>
-      <w:proofErr w:type="spellStart"/>
-      <w:r>
-        <w:rPr>
-          <w:b/>
-        </w:rPr>
-        <w:lastRenderedPageBreak/>
-        <w:t>Рекомендуемые</w:t>
-      </w:r>
-      <w:proofErr w:type="spellEnd"/>
-      <w:r>
-        <w:rPr>
-          <w:b/>
-        </w:rPr>
-        <w:t xml:space="preserve"> </w:t>
-      </w:r>
-      <w:proofErr w:type="spellStart"/>
-      <w:r>
-        <w:rPr>
-          <w:b/>
-        </w:rPr>
-        <w:t>параметры</w:t>
-      </w:r>
-      <w:proofErr w:type="spellEnd"/>
-      <w:r>
-        <w:rPr>
-          <w:b/>
-        </w:rPr>
-        <w:t xml:space="preserve"> </w:t>
-      </w:r>
-      <w:proofErr w:type="spellStart"/>
-      <w:r>
-        <w:rPr>
-          <w:b/>
-        </w:rPr>
-        <w:t>виртуальной</w:t>
-      </w:r>
-      <w:proofErr w:type="spellEnd"/>
-      <w:r>
-        <w:rPr>
-          <w:b/>
-        </w:rPr>
-        <w:t xml:space="preserve"> </w:t>
-      </w:r>
-      <w:proofErr w:type="spellStart"/>
-      <w:r>
-        <w:rPr>
-          <w:b/>
-        </w:rPr>
-        <w:t>машины</w:t>
-      </w:r>
-      <w:proofErr w:type="spellEnd"/>
-      <w:r>
-        <w:rPr>
-          <w:b/>
-        </w:rPr>
-        <w:t>:</w:t>
+      <w:r>
+        <w:rPr>
+          <w:b/>
+        </w:rPr>
+        <w:t>Рекомендуемые параметры виртуальной машины:</w:t>
       </w:r>
     </w:p>
     <w:tbl>
@@ -513,14 +510,13 @@
             <w:pPr>
               <w:jc w:val="center"/>
             </w:pPr>
-            <w:proofErr w:type="spellStart"/>
             <w:r>
               <w:rPr>
                 <w:b/>
               </w:rPr>
+              <w:lastRenderedPageBreak/>
               <w:t>Параметр</w:t>
             </w:r>
-            <w:proofErr w:type="spellEnd"/>
           </w:p>
         </w:tc>
         <w:tc>
@@ -532,14 +528,12 @@
             <w:pPr>
               <w:jc w:val="center"/>
             </w:pPr>
-            <w:proofErr w:type="spellStart"/>
             <w:r>
               <w:rPr>
                 <w:b/>
               </w:rPr>
               <w:t>Значение</w:t>
             </w:r>
-            <w:proofErr w:type="spellEnd"/>
           </w:p>
         </w:tc>
       </w:tr>
@@ -563,13 +557,8 @@
           </w:tcPr>
           <w:p>
             <w:r>
-              <w:t xml:space="preserve">2 </w:t>
+              <w:t>2 ядра</w:t>
             </w:r>
-            <w:proofErr w:type="spellStart"/>
-            <w:r>
-              <w:t>ядра</w:t>
-            </w:r>
-            <w:proofErr w:type="spellEnd"/>
           </w:p>
         </w:tc>
       </w:tr>
@@ -607,11 +596,9 @@
             <w:tcW w:w="4986" w:type="dxa"/>
           </w:tcPr>
           <w:p>
-            <w:proofErr w:type="spellStart"/>
             <w:r>
               <w:t>Диск</w:t>
             </w:r>
-            <w:proofErr w:type="spellEnd"/>
           </w:p>
         </w:tc>
         <w:tc>
@@ -634,19 +621,9 @@
             <w:tcW w:w="4986" w:type="dxa"/>
           </w:tcPr>
           <w:p>
-            <w:proofErr w:type="spellStart"/>
             <w:r>
-              <w:t>Тип</w:t>
+              <w:t>Тип диска</w:t>
             </w:r>
-            <w:proofErr w:type="spellEnd"/>
-            <w:r>
-              <w:t xml:space="preserve"> </w:t>
-            </w:r>
-            <w:proofErr w:type="spellStart"/>
-            <w:r>
-              <w:t>диска</w:t>
-            </w:r>
-            <w:proofErr w:type="spellEnd"/>
           </w:p>
         </w:tc>
         <w:tc>
@@ -655,13 +632,8 @@
           </w:tcPr>
           <w:p>
             <w:r>
-              <w:t xml:space="preserve">VDI, </w:t>
+              <w:t>VDI, динамический</w:t>
             </w:r>
-            <w:proofErr w:type="spellStart"/>
-            <w:r>
-              <w:t>динамический</w:t>
-            </w:r>
-            <w:proofErr w:type="spellEnd"/>
           </w:p>
         </w:tc>
       </w:tr>
@@ -674,11 +646,9 @@
             <w:tcW w:w="4986" w:type="dxa"/>
           </w:tcPr>
           <w:p>
-            <w:proofErr w:type="spellStart"/>
             <w:r>
               <w:t>Сеть</w:t>
             </w:r>
-            <w:proofErr w:type="spellEnd"/>
           </w:p>
         </w:tc>
         <w:tc>
@@ -687,29 +657,8 @@
           </w:tcPr>
           <w:p>
             <w:r>
-              <w:t xml:space="preserve">NAT </w:t>
+              <w:t>NAT для обычной работы</w:t>
             </w:r>
-            <w:proofErr w:type="spellStart"/>
-            <w:r>
-              <w:t>для</w:t>
-            </w:r>
-            <w:proofErr w:type="spellEnd"/>
-            <w:r>
-              <w:t xml:space="preserve"> </w:t>
-            </w:r>
-            <w:proofErr w:type="spellStart"/>
-            <w:r>
-              <w:t>обычной</w:t>
-            </w:r>
-            <w:proofErr w:type="spellEnd"/>
-            <w:r>
-              <w:t xml:space="preserve"> </w:t>
-            </w:r>
-            <w:proofErr w:type="spellStart"/>
-            <w:r>
-              <w:t>работы</w:t>
-            </w:r>
-            <w:proofErr w:type="spellEnd"/>
           </w:p>
         </w:tc>
       </w:tr>
@@ -722,11 +671,9 @@
             <w:tcW w:w="4986" w:type="dxa"/>
           </w:tcPr>
           <w:p>
-            <w:proofErr w:type="spellStart"/>
             <w:r>
               <w:t>Графика</w:t>
             </w:r>
-            <w:proofErr w:type="spellEnd"/>
           </w:p>
         </w:tc>
         <w:tc>
@@ -734,11 +681,9 @@
             <w:tcW w:w="4986" w:type="dxa"/>
           </w:tcPr>
           <w:p>
-            <w:proofErr w:type="spellStart"/>
             <w:r>
               <w:t>стандартная</w:t>
             </w:r>
-            <w:proofErr w:type="spellEnd"/>
           </w:p>
         </w:tc>
       </w:tr>
@@ -1020,14 +965,55 @@
           <w:b/>
           <w:lang w:val="ru-RU"/>
         </w:rPr>
+        <w:t xml:space="preserve">5. </w:t>
+      </w:r>
+      <w:r>
+        <w:rPr>
+          <w:lang w:val="ru-RU"/>
+        </w:rPr>
+        <w:t>Дождаться окончания установки и выполнить первый вход в систему.</w:t>
+      </w:r>
+    </w:p>
+    <w:p>
+      <w:pPr>
+        <w:spacing w:after="0" w:line="360" w:lineRule="auto"/>
+        <w:ind w:firstLine="567"/>
+        <w:rPr>
+          <w:lang w:val="ru-RU"/>
+        </w:rPr>
+      </w:pPr>
+      <w:r>
+        <w:rPr>
+          <w:lang w:val="ru-RU"/>
+        </w:rPr>
+        <w:t xml:space="preserve">Место для скриншота 3: установка </w:t>
+      </w:r>
+      <w:r>
+        <w:t>Linux</w:t>
+      </w:r>
+      <w:r>
+        <w:rPr>
+          <w:lang w:val="ru-RU"/>
+        </w:rPr>
+        <w:t xml:space="preserve"> внутри виртуальной машины.</w:t>
+      </w:r>
+    </w:p>
+    <w:p>
+      <w:pPr>
+        <w:pStyle w:val="2"/>
+      </w:pPr>
+      <w:r>
+        <w:rPr>
+          <w:b/>
+        </w:rPr>
         <w:lastRenderedPageBreak/>
-        <w:t xml:space="preserve">5. </w:t>
-      </w:r>
-      <w:r>
-        <w:rPr>
-          <w:lang w:val="ru-RU"/>
-        </w:rPr>
-        <w:t>Дождаться окончания установки и выполнить первый вход в систему.</w:t>
+        <w:t xml:space="preserve">6. Создание </w:t>
+      </w:r>
+      <w:r>
+        <w:rPr>
+          <w:b/>
+        </w:rPr>
+        <w:t>Snapshot</w:t>
       </w:r>
     </w:p>
     <w:p>
@@ -1040,9 +1026,320 @@
       </w:pPr>
       <w:r>
         <w:rPr>
-          <w:lang w:val="ru-RU"/>
-        </w:rPr>
-        <w:t xml:space="preserve">Место для скриншота 3: установка </w:t>
+          <w:b/>
+          <w:lang w:val="ru-RU"/>
+        </w:rPr>
+        <w:t xml:space="preserve">• </w:t>
+      </w:r>
+      <w:r>
+        <w:rPr>
+          <w:lang w:val="ru-RU"/>
+        </w:rPr>
+        <w:t xml:space="preserve">После завершения базовой настройки рекомендуется создать </w:t>
+      </w:r>
+      <w:r>
+        <w:t>Snapshot</w:t>
+      </w:r>
+      <w:r>
+        <w:rPr>
+          <w:lang w:val="ru-RU"/>
+        </w:rPr>
+        <w:t>.</w:t>
+      </w:r>
+    </w:p>
+    <w:p>
+      <w:pPr>
+        <w:spacing w:after="0" w:line="360" w:lineRule="auto"/>
+        <w:ind w:firstLine="567"/>
+        <w:rPr>
+          <w:lang w:val="ru-RU"/>
+        </w:rPr>
+      </w:pPr>
+      <w:r>
+        <w:rPr>
+          <w:b/>
+          <w:lang w:val="ru-RU"/>
+        </w:rPr>
+        <w:t xml:space="preserve">• </w:t>
+      </w:r>
+      <w:r>
+        <w:rPr>
+          <w:lang w:val="ru-RU"/>
+        </w:rPr>
+        <w:t>Снимок системы фиксирует текущее состояние ВМ и позволяет вернуться к нему после ошибок, тестов или заражения.</w:t>
+      </w:r>
+    </w:p>
+    <w:p>
+      <w:pPr>
+        <w:spacing w:after="0" w:line="360" w:lineRule="auto"/>
+        <w:ind w:firstLine="567"/>
+        <w:rPr>
+          <w:lang w:val="ru-RU"/>
+        </w:rPr>
+      </w:pPr>
+      <w:r>
+        <w:rPr>
+          <w:b/>
+          <w:lang w:val="ru-RU"/>
+        </w:rPr>
+        <w:t xml:space="preserve">• </w:t>
+      </w:r>
+      <w:r>
+        <w:rPr>
+          <w:lang w:val="ru-RU"/>
+        </w:rPr>
+        <w:t xml:space="preserve">Чтобы создать </w:t>
+      </w:r>
+      <w:r>
+        <w:t>Snapshot</w:t>
+      </w:r>
+      <w:r>
+        <w:rPr>
+          <w:lang w:val="ru-RU"/>
+        </w:rPr>
+        <w:t>, достаточно открыть меню виртуальной машины и выбрать пункт создания снимка, указав понятное имя и комментарий.</w:t>
+      </w:r>
+    </w:p>
+    <w:p>
+      <w:pPr>
+        <w:spacing w:after="0" w:line="360" w:lineRule="auto"/>
+        <w:ind w:firstLine="567"/>
+        <w:rPr>
+          <w:lang w:val="ru-RU"/>
+        </w:rPr>
+      </w:pPr>
+      <w:r>
+        <w:rPr>
+          <w:b/>
+          <w:lang w:val="ru-RU"/>
+        </w:rPr>
+        <w:t xml:space="preserve">• </w:t>
+      </w:r>
+      <w:r>
+        <w:rPr>
+          <w:lang w:val="ru-RU"/>
+        </w:rPr>
+        <w:t>Снимки особенно полезны при тестировании программ, обновлений и командной работе, когда к исходному состоянию нужно возвращаться несколько раз.</w:t>
+      </w:r>
+    </w:p>
+    <w:p>
+      <w:pPr>
+        <w:spacing w:after="0" w:line="360" w:lineRule="auto"/>
+        <w:ind w:firstLine="567"/>
+        <w:rPr>
+          <w:lang w:val="ru-RU"/>
+        </w:rPr>
+      </w:pPr>
+      <w:r>
+        <w:rPr>
+          <w:lang w:val="ru-RU"/>
+        </w:rPr>
+        <w:t xml:space="preserve">Место для скриншота 4: создание </w:t>
+      </w:r>
+      <w:r>
+        <w:t>Snapshot</w:t>
+      </w:r>
+      <w:r>
+        <w:rPr>
+          <w:lang w:val="ru-RU"/>
+        </w:rPr>
+        <w:t xml:space="preserve"> в </w:t>
+      </w:r>
+      <w:r>
+        <w:t>VirtualBox</w:t>
+      </w:r>
+      <w:r>
+        <w:rPr>
+          <w:lang w:val="ru-RU"/>
+        </w:rPr>
+        <w:t>.</w:t>
+      </w:r>
+    </w:p>
+    <w:p>
+      <w:pPr>
+        <w:pStyle w:val="2"/>
+      </w:pPr>
+      <w:r>
+        <w:rPr>
+          <w:b/>
+        </w:rPr>
+        <w:t>7. Рекомендации по безопасности</w:t>
+      </w:r>
+    </w:p>
+    <w:p>
+      <w:pPr>
+        <w:spacing w:after="0" w:line="360" w:lineRule="auto"/>
+        <w:ind w:firstLine="567"/>
+        <w:rPr>
+          <w:lang w:val="ru-RU"/>
+        </w:rPr>
+      </w:pPr>
+      <w:r>
+        <w:rPr>
+          <w:b/>
+          <w:lang w:val="ru-RU"/>
+        </w:rPr>
+        <w:t xml:space="preserve">• </w:t>
+      </w:r>
+      <w:r>
+        <w:rPr>
+          <w:lang w:val="ru-RU"/>
+        </w:rPr>
+        <w:t xml:space="preserve">Использовать только официальные </w:t>
+      </w:r>
+      <w:r>
+        <w:t>ISO</w:t>
+      </w:r>
+      <w:r>
+        <w:rPr>
+          <w:lang w:val="ru-RU"/>
+        </w:rPr>
+        <w:t>-образы и проверенные установочные файлы.</w:t>
+      </w:r>
+    </w:p>
+    <w:p>
+      <w:pPr>
+        <w:spacing w:after="0" w:line="360" w:lineRule="auto"/>
+        <w:ind w:firstLine="567"/>
+        <w:rPr>
+          <w:lang w:val="ru-RU"/>
+        </w:rPr>
+      </w:pPr>
+      <w:r>
+        <w:rPr>
+          <w:b/>
+          <w:lang w:val="ru-RU"/>
+        </w:rPr>
+        <w:t xml:space="preserve">• </w:t>
+      </w:r>
+      <w:r>
+        <w:rPr>
+          <w:lang w:val="ru-RU"/>
+        </w:rPr>
+        <w:t>Не запускать неизвестные программы на основной операционной системе.</w:t>
+      </w:r>
+    </w:p>
+    <w:p>
+      <w:pPr>
+        <w:spacing w:after="0" w:line="360" w:lineRule="auto"/>
+        <w:ind w:firstLine="567"/>
+        <w:rPr>
+          <w:lang w:val="ru-RU"/>
+        </w:rPr>
+      </w:pPr>
+      <w:r>
+        <w:rPr>
+          <w:b/>
+          <w:lang w:val="ru-RU"/>
+        </w:rPr>
+        <w:t xml:space="preserve">• </w:t>
+      </w:r>
+      <w:r>
+        <w:rPr>
+          <w:lang w:val="ru-RU"/>
+        </w:rPr>
+        <w:t xml:space="preserve">Перед тестированием делать </w:t>
+      </w:r>
+      <w:r>
+        <w:t>Snapshot</w:t>
+      </w:r>
+      <w:r>
+        <w:rPr>
+          <w:lang w:val="ru-RU"/>
+        </w:rPr>
+        <w:t>.</w:t>
+      </w:r>
+    </w:p>
+    <w:p>
+      <w:pPr>
+        <w:spacing w:after="0" w:line="360" w:lineRule="auto"/>
+        <w:ind w:firstLine="567"/>
+        <w:rPr>
+          <w:lang w:val="ru-RU"/>
+        </w:rPr>
+      </w:pPr>
+      <w:r>
+        <w:rPr>
+          <w:b/>
+          <w:lang w:val="ru-RU"/>
+        </w:rPr>
+        <w:t xml:space="preserve">• </w:t>
+      </w:r>
+      <w:r>
+        <w:rPr>
+          <w:lang w:val="ru-RU"/>
+        </w:rPr>
+        <w:t>Ограничивать сеть, если программе не нужен доступ в интернет.</w:t>
+      </w:r>
+    </w:p>
+    <w:p>
+      <w:pPr>
+        <w:spacing w:after="0" w:line="360" w:lineRule="auto"/>
+        <w:ind w:firstLine="567"/>
+        <w:rPr>
+          <w:lang w:val="ru-RU"/>
+        </w:rPr>
+      </w:pPr>
+      <w:r>
+        <w:rPr>
+          <w:b/>
+          <w:lang w:val="ru-RU"/>
+        </w:rPr>
+        <w:t xml:space="preserve">• </w:t>
+      </w:r>
+      <w:r>
+        <w:rPr>
+          <w:lang w:val="ru-RU"/>
+        </w:rPr>
+        <w:t>Не подключать личные документы и рабочие файлы к тестовой среде без необходимости.</w:t>
+      </w:r>
+    </w:p>
+    <w:p>
+      <w:pPr>
+        <w:spacing w:after="0" w:line="360" w:lineRule="auto"/>
+        <w:ind w:firstLine="567"/>
+        <w:rPr>
+          <w:lang w:val="ru-RU"/>
+        </w:rPr>
+      </w:pPr>
+      <w:r>
+        <w:rPr>
+          <w:b/>
+          <w:lang w:val="ru-RU"/>
+        </w:rPr>
+        <w:t xml:space="preserve">• </w:t>
+      </w:r>
+      <w:r>
+        <w:rPr>
+          <w:lang w:val="ru-RU"/>
+        </w:rPr>
+        <w:t>После завершения проверки удалять временные файлы и откатывать систему при подозрительной активности.</w:t>
+      </w:r>
+    </w:p>
+    <w:p>
+      <w:pPr>
+        <w:pStyle w:val="2"/>
+      </w:pPr>
+      <w:r>
+        <w:rPr>
+          <w:b/>
+        </w:rPr>
+        <w:t>Вывод</w:t>
+      </w:r>
+    </w:p>
+    <w:p>
+      <w:pPr>
+        <w:spacing w:after="0" w:line="360" w:lineRule="auto"/>
+        <w:ind w:firstLine="709"/>
+        <w:rPr>
+          <w:lang w:val="ru-RU"/>
+        </w:rPr>
+      </w:pPr>
+      <w:r>
+        <w:rPr>
+          <w:lang w:val="ru-RU"/>
+        </w:rPr>
+        <w:t xml:space="preserve">Виртуальная машина — это удобный и безопасный инструмент для обучения и тестирования. Она помогает изолировать риск, быстро восстанавливать состояние системы и организовывать работу с программами и операционными системами без угрозы для основного компьютера. Подготовленная инструкция позволяет пошагово создать ВМ, установить </w:t>
       </w:r>
       <w:r>
         <w:t>Linux</w:t>
@@ -1051,368 +1348,14 @@
         <w:rPr>
           <w:lang w:val="ru-RU"/>
         </w:rPr>
-        <w:t xml:space="preserve"> внутри виртуальной машины.</w:t>
-      </w:r>
-    </w:p>
-    <w:p>
-      <w:pPr>
-        <w:pStyle w:val="2"/>
-      </w:pPr>
-      <w:r>
-        <w:rPr>
-          <w:b/>
-        </w:rPr>
-        <w:t xml:space="preserve">6. Создание </w:t>
-      </w:r>
-      <w:proofErr w:type="spellStart"/>
-      <w:r>
-        <w:rPr>
-          <w:b/>
-        </w:rPr>
-        <w:t>Snapshot</w:t>
-      </w:r>
-      <w:proofErr w:type="spellEnd"/>
-    </w:p>
-    <w:p>
-      <w:pPr>
-        <w:spacing w:after="0" w:line="360" w:lineRule="auto"/>
-        <w:ind w:firstLine="567"/>
-        <w:rPr>
-          <w:lang w:val="ru-RU"/>
-        </w:rPr>
-      </w:pPr>
-      <w:r>
-        <w:rPr>
-          <w:b/>
-          <w:lang w:val="ru-RU"/>
-        </w:rPr>
-        <w:t xml:space="preserve">• </w:t>
-      </w:r>
-      <w:r>
-        <w:rPr>
-          <w:lang w:val="ru-RU"/>
-        </w:rPr>
-        <w:t xml:space="preserve">После завершения базовой настройки рекомендуется создать </w:t>
-      </w:r>
-      <w:r>
-        <w:t>Snapshot</w:t>
-      </w:r>
-      <w:r>
-        <w:rPr>
-          <w:lang w:val="ru-RU"/>
-        </w:rPr>
-        <w:t>.</w:t>
-      </w:r>
-    </w:p>
-    <w:p>
-      <w:pPr>
-        <w:spacing w:after="0" w:line="360" w:lineRule="auto"/>
-        <w:ind w:firstLine="567"/>
-        <w:rPr>
-          <w:lang w:val="ru-RU"/>
-        </w:rPr>
-      </w:pPr>
-      <w:r>
-        <w:rPr>
-          <w:b/>
-          <w:lang w:val="ru-RU"/>
-        </w:rPr>
-        <w:t xml:space="preserve">• </w:t>
-      </w:r>
-      <w:r>
-        <w:rPr>
-          <w:lang w:val="ru-RU"/>
-        </w:rPr>
-        <w:t>Снимок системы фиксирует текущее состояние ВМ и позволяет вернуться к нему после ошибок, тестов или заражения.</w:t>
-      </w:r>
-    </w:p>
-    <w:p>
-      <w:pPr>
-        <w:spacing w:after="0" w:line="360" w:lineRule="auto"/>
-        <w:ind w:firstLine="567"/>
-        <w:rPr>
-          <w:lang w:val="ru-RU"/>
-        </w:rPr>
-      </w:pPr>
-      <w:r>
-        <w:rPr>
-          <w:b/>
-          <w:lang w:val="ru-RU"/>
-        </w:rPr>
-        <w:t xml:space="preserve">• </w:t>
-      </w:r>
-      <w:r>
-        <w:rPr>
-          <w:lang w:val="ru-RU"/>
-        </w:rPr>
-        <w:t xml:space="preserve">Чтобы создать </w:t>
-      </w:r>
-      <w:r>
-        <w:t>Snapshot</w:t>
-      </w:r>
-      <w:r>
-        <w:rPr>
-          <w:lang w:val="ru-RU"/>
-        </w:rPr>
-        <w:t>, достаточно открыть меню виртуальной машины и выбрать пункт создания снимка, указав понятное имя и комментарий.</w:t>
-      </w:r>
-    </w:p>
-    <w:p>
-      <w:pPr>
-        <w:spacing w:after="0" w:line="360" w:lineRule="auto"/>
-        <w:ind w:firstLine="567"/>
-        <w:rPr>
-          <w:lang w:val="ru-RU"/>
-        </w:rPr>
-      </w:pPr>
-      <w:r>
-        <w:rPr>
-          <w:b/>
-          <w:lang w:val="ru-RU"/>
-        </w:rPr>
-        <w:t xml:space="preserve">• </w:t>
-      </w:r>
-      <w:r>
-        <w:rPr>
-          <w:lang w:val="ru-RU"/>
-        </w:rPr>
-        <w:t>Снимки особенно полезны при тестировании программ, обновлений и командной работе, когда к исходному состоянию нужно возвращаться несколько раз.</w:t>
-      </w:r>
-    </w:p>
-    <w:p>
-      <w:pPr>
-        <w:spacing w:after="0" w:line="360" w:lineRule="auto"/>
-        <w:ind w:firstLine="567"/>
-        <w:rPr>
-          <w:lang w:val="ru-RU"/>
-        </w:rPr>
-      </w:pPr>
-      <w:r>
-        <w:rPr>
-          <w:lang w:val="ru-RU"/>
-        </w:rPr>
-        <w:t xml:space="preserve">Место для скриншота 4: создание </w:t>
-      </w:r>
-      <w:r>
-        <w:t>Snapshot</w:t>
-      </w:r>
-      <w:r>
-        <w:rPr>
-          <w:lang w:val="ru-RU"/>
-        </w:rPr>
-        <w:t xml:space="preserve"> в </w:t>
-      </w:r>
-      <w:r>
-        <w:t>VirtualBox</w:t>
-      </w:r>
-      <w:r>
-        <w:rPr>
-          <w:lang w:val="ru-RU"/>
-        </w:rPr>
-        <w:t>.</w:t>
-      </w:r>
-    </w:p>
-    <w:p>
-      <w:pPr>
-        <w:pStyle w:val="2"/>
-      </w:pPr>
-      <w:r>
-        <w:rPr>
-          <w:b/>
-        </w:rPr>
-        <w:t>7. Рекомендации по безопасности</w:t>
-      </w:r>
-    </w:p>
-    <w:p>
-      <w:pPr>
-        <w:spacing w:after="0" w:line="360" w:lineRule="auto"/>
-        <w:ind w:firstLine="567"/>
-        <w:rPr>
-          <w:lang w:val="ru-RU"/>
-        </w:rPr>
-      </w:pPr>
-      <w:r>
-        <w:rPr>
-          <w:b/>
-          <w:lang w:val="ru-RU"/>
-        </w:rPr>
-        <w:t xml:space="preserve">• </w:t>
-      </w:r>
-      <w:r>
-        <w:rPr>
-          <w:lang w:val="ru-RU"/>
-        </w:rPr>
-        <w:t xml:space="preserve">Использовать только официальные </w:t>
-      </w:r>
-      <w:r>
-        <w:t>ISO</w:t>
-      </w:r>
-      <w:r>
-        <w:rPr>
-          <w:lang w:val="ru-RU"/>
-        </w:rPr>
-        <w:t>-образы и проверенные установочные файлы.</w:t>
-      </w:r>
-    </w:p>
-    <w:p>
-      <w:pPr>
-        <w:spacing w:after="0" w:line="360" w:lineRule="auto"/>
-        <w:ind w:firstLine="567"/>
-        <w:rPr>
-          <w:lang w:val="ru-RU"/>
-        </w:rPr>
-      </w:pPr>
-      <w:r>
-        <w:rPr>
-          <w:b/>
-          <w:lang w:val="ru-RU"/>
-        </w:rPr>
-        <w:t xml:space="preserve">• </w:t>
-      </w:r>
-      <w:r>
-        <w:rPr>
-          <w:lang w:val="ru-RU"/>
-        </w:rPr>
-        <w:t>Не запускать неизвестные программы на основной операционной системе.</w:t>
-      </w:r>
-    </w:p>
-    <w:p>
-      <w:pPr>
-        <w:spacing w:after="0" w:line="360" w:lineRule="auto"/>
-        <w:ind w:firstLine="567"/>
-        <w:rPr>
-          <w:lang w:val="ru-RU"/>
-        </w:rPr>
-      </w:pPr>
-      <w:r>
-        <w:rPr>
-          <w:b/>
-          <w:lang w:val="ru-RU"/>
-        </w:rPr>
-        <w:t xml:space="preserve">• </w:t>
-      </w:r>
-      <w:r>
-        <w:rPr>
-          <w:lang w:val="ru-RU"/>
-        </w:rPr>
-        <w:t xml:space="preserve">Перед тестированием делать </w:t>
-      </w:r>
-      <w:r>
-        <w:t>Snapshot</w:t>
-      </w:r>
-      <w:r>
-        <w:rPr>
-          <w:lang w:val="ru-RU"/>
-        </w:rPr>
-        <w:t>.</w:t>
-      </w:r>
-    </w:p>
-    <w:p>
-      <w:pPr>
-        <w:spacing w:after="0" w:line="360" w:lineRule="auto"/>
-        <w:ind w:firstLine="567"/>
-        <w:rPr>
-          <w:lang w:val="ru-RU"/>
-        </w:rPr>
-      </w:pPr>
-      <w:r>
-        <w:rPr>
-          <w:b/>
-          <w:lang w:val="ru-RU"/>
-        </w:rPr>
-        <w:t xml:space="preserve">• </w:t>
-      </w:r>
-      <w:r>
-        <w:rPr>
-          <w:lang w:val="ru-RU"/>
-        </w:rPr>
-        <w:t>Ограничивать сеть, если программе не нужен доступ в интернет.</w:t>
-      </w:r>
-    </w:p>
-    <w:p>
-      <w:pPr>
-        <w:spacing w:after="0" w:line="360" w:lineRule="auto"/>
-        <w:ind w:firstLine="567"/>
-        <w:rPr>
-          <w:lang w:val="ru-RU"/>
-        </w:rPr>
-      </w:pPr>
-      <w:r>
-        <w:rPr>
-          <w:b/>
-          <w:lang w:val="ru-RU"/>
-        </w:rPr>
-        <w:t xml:space="preserve">• </w:t>
-      </w:r>
-      <w:r>
-        <w:rPr>
-          <w:lang w:val="ru-RU"/>
-        </w:rPr>
-        <w:t>Не подключать личные документы и рабочие файлы к тестовой среде без необходимости.</w:t>
-      </w:r>
-    </w:p>
-    <w:p>
-      <w:pPr>
-        <w:spacing w:after="0" w:line="360" w:lineRule="auto"/>
-        <w:ind w:firstLine="567"/>
-        <w:rPr>
-          <w:lang w:val="ru-RU"/>
-        </w:rPr>
-      </w:pPr>
-      <w:r>
-        <w:rPr>
-          <w:b/>
-          <w:lang w:val="ru-RU"/>
-        </w:rPr>
-        <w:t xml:space="preserve">• </w:t>
-      </w:r>
-      <w:r>
-        <w:rPr>
-          <w:lang w:val="ru-RU"/>
-        </w:rPr>
-        <w:t>После завершения проверки удалять временные файлы и откатывать систему при подозрительной активности.</w:t>
-      </w:r>
-    </w:p>
-    <w:p>
-      <w:pPr>
-        <w:pStyle w:val="2"/>
-      </w:pPr>
-      <w:r>
-        <w:rPr>
-          <w:b/>
-        </w:rPr>
-        <w:t>Вывод</w:t>
-      </w:r>
-    </w:p>
-    <w:p>
-      <w:pPr>
-        <w:spacing w:after="0" w:line="360" w:lineRule="auto"/>
-        <w:ind w:firstLine="709"/>
-        <w:rPr>
-          <w:lang w:val="ru-RU"/>
-        </w:rPr>
-      </w:pPr>
-      <w:r>
-        <w:rPr>
-          <w:lang w:val="ru-RU"/>
-        </w:rPr>
-        <w:t xml:space="preserve">Виртуальная машина — это удобный и безопасный инструмент для обучения и тестирования. Она помогает изолировать риск, быстро восстанавливать состояние системы и организовывать работу с программами и операционными системами без угрозы для основного компьютера. </w:t>
+        <w:t xml:space="preserve">, </w:t>
       </w:r>
       <w:r>
         <w:rPr>
           <w:lang w:val="ru-RU"/>
         </w:rPr>
         <w:lastRenderedPageBreak/>
-        <w:t xml:space="preserve">Подготовленная инструкция позволяет пошагово создать ВМ, установить </w:t>
-      </w:r>
-      <w:r>
-        <w:t>Linux</w:t>
-      </w:r>
-      <w:r>
-        <w:rPr>
-          <w:lang w:val="ru-RU"/>
-        </w:rPr>
-        <w:t xml:space="preserve">, настроить ресурсы и использовать </w:t>
+        <w:t xml:space="preserve">настроить ресурсы и использовать </w:t>
       </w:r>
       <w:r>
         <w:t>Snapshot</w:t>
